--- a/templates_files/exodiko.docx
+++ b/templates_files/exodiko.docx
@@ -755,6 +755,23 @@
           <w:lang w:val="en-US" w:eastAsia="zh-CN" w:bidi="hi-IN"/>
         </w:rPr>
         <w:t>{{prothesmia_symmorfosis}}</w:t>
+      </w:r>
+    </w:p>
+    <w:p>
+      <w:pPr>
+        <w:pStyle w:val="Normal"/>
+        <w:bidi w:val="0"/>
+        <w:jc w:val="start"/>
+        <w:rPr>
+          <w:b/>
+          <w:bCs/>
+        </w:rPr>
+      </w:pPr>
+      <w:r>
+        <w:rPr>
+          <w:b/>
+          <w:bCs/>
+        </w:rPr>
       </w:r>
     </w:p>
     <w:p>

--- a/templates_files/exodiko.docx
+++ b/templates_files/exodiko.docx
@@ -49,7 +49,7 @@
             <wp:positionV relativeFrom="paragraph">
               <wp:posOffset>635</wp:posOffset>
             </wp:positionV>
-            <wp:extent cx="4585335" cy="2600960"/>
+            <wp:extent cx="3522345" cy="2600960"/>
             <wp:effectExtent l="0" t="0" r="0" b="0"/>
             <wp:wrapSquare wrapText="largest"/>
             <wp:docPr id="1" name="Image1" descr="" title=""/>
@@ -74,7 +74,7 @@
                   <pic:spPr bwMode="auto">
                     <a:xfrm>
                       <a:off x="0" y="0"/>
-                      <a:ext cx="4585335" cy="2600960"/>
+                      <a:ext cx="3522345" cy="2600960"/>
                     </a:xfrm>
                     <a:prstGeom prst="rect">
                       <a:avLst/>
@@ -167,46 +167,6 @@
           <w:shd w:fill="auto" w:val="clear"/>
         </w:rPr>
         <w:t xml:space="preserve"> </w:t>
-      </w:r>
-    </w:p>
-    <w:p>
-      <w:pPr>
-        <w:pStyle w:val="BodyText"/>
-        <w:bidi w:val="0"/>
-        <w:spacing w:lineRule="auto" w:line="360" w:before="240" w:after="450"/>
-        <w:ind w:hanging="0" w:start="0" w:end="0"/>
-        <w:jc w:val="center"/>
-        <w:rPr>
-          <w:rFonts w:ascii="Arial;sans-serif" w:hAnsi="Arial;sans-serif"/>
-          <w:b/>
-          <w:i w:val="false"/>
-          <w:i w:val="false"/>
-          <w:caps w:val="false"/>
-          <w:smallCaps w:val="false"/>
-          <w:strike w:val="false"/>
-          <w:dstrike w:val="false"/>
-          <w:color w:val="0B2545"/>
-          <w:sz w:val="36"/>
-          <w:u w:val="none"/>
-          <w:effect w:val="none"/>
-          <w:shd w:fill="auto" w:val="clear"/>
-        </w:rPr>
-      </w:pPr>
-      <w:r>
-        <w:rPr>
-          <w:rFonts w:ascii="Arial;sans-serif" w:hAnsi="Arial;sans-serif"/>
-          <w:b/>
-          <w:i w:val="false"/>
-          <w:caps w:val="false"/>
-          <w:smallCaps w:val="false"/>
-          <w:strike w:val="false"/>
-          <w:dstrike w:val="false"/>
-          <w:color w:val="0B2545"/>
-          <w:sz w:val="36"/>
-          <w:u w:val="none"/>
-          <w:effect w:val="none"/>
-          <w:shd w:fill="auto" w:val="clear"/>
-        </w:rPr>
       </w:r>
     </w:p>
     <w:p>
@@ -970,8 +930,8 @@
       <w:szCs w:val="28"/>
     </w:rPr>
   </w:style>
-  <w:style w:type="character" w:styleId="Bullets">
-    <w:name w:val="Bullets"/>
+  <w:style w:type="character" w:styleId="Bulletsuser">
+    <w:name w:val="Bullets (user)"/>
     <w:qFormat/>
     <w:rPr>
       <w:rFonts w:ascii="OpenSymbol" w:hAnsi="OpenSymbol" w:eastAsia="OpenSymbol" w:cs="OpenSymbol"/>
